--- a/public/assets/template/docx/surat_f105.docx
+++ b/public/assets/template/docx/surat_f105.docx
@@ -99,7 +99,7 @@
               <w:pStyle w:val="BodyText"/>
             </w:pPr>
             <w:r>
-              <w:t xml:space="preserve">$NAMA</w:t>
+              <w:t xml:space="preserve">${NAMA}</w:t>
             </w:r>
           </w:p>
         </w:tc>
@@ -176,7 +176,7 @@
               <w:pStyle w:val="BodyText"/>
             </w:pPr>
             <w:r>
-              <w:t xml:space="preserve">$NIK</w:t>
+              <w:t xml:space="preserve">${NIK}</w:t>
             </w:r>
           </w:p>
         </w:tc>
@@ -277,7 +277,7 @@
               <w:pStyle w:val="BodyText"/>
             </w:pPr>
             <w:r>
-              <w:t xml:space="preserve">$NAMA_CALON</w:t>
+              <w:t xml:space="preserve">${NAMA_CALON}</w:t>
             </w:r>
           </w:p>
         </w:tc>
@@ -354,7 +354,7 @@
               <w:pStyle w:val="BodyText"/>
             </w:pPr>
             <w:r>
-              <w:t xml:space="preserve">$NIK_CALON</w:t>
+              <w:t xml:space="preserve">${NIK_CALON}</w:t>
             </w:r>
           </w:p>
         </w:tc>
@@ -407,7 +407,7 @@
         <w:pStyle w:val="BodyText"/>
       </w:pPr>
       <w:r>
-        <w:t xml:space="preserve">menyatakan bahwa kami telah terikat perkawinan sebagai suami isteri/ telah melakukan perceraian*, yang dilaksanakan pada $TGL_KEG (tanggal perkawinan/ perceraian*), dengan Saksi-saksi</w:t>
+        <w:t xml:space="preserve">menyatakan bahwa kami telah terikat perkawinan sebagai suami isteri/ telah melakukan perceraian*, yang dilaksanakan pada ${TGL_KEG} (tanggal perkawinan/ perceraian*), dengan Saksi-saksi</w:t>
       </w:r>
     </w:p>
     <w:tbl>
@@ -463,7 +463,7 @@
               <w:pStyle w:val="BodyText"/>
             </w:pPr>
             <w:r>
-              <w:t xml:space="preserve">$SAKSI_BARU1</w:t>
+              <w:t xml:space="preserve">${SAKSI_BARU1}</w:t>
             </w:r>
           </w:p>
         </w:tc>
@@ -506,7 +506,7 @@
               <w:pStyle w:val="BodyText"/>
             </w:pPr>
             <w:r>
-              <w:t xml:space="preserve">$SAKSI_UMUR1</w:t>
+              <w:t xml:space="preserve">${SAKSI_UMUR1}</w:t>
             </w:r>
           </w:p>
         </w:tc>
@@ -552,7 +552,7 @@
               <w:pStyle w:val="BodyText"/>
             </w:pPr>
             <w:r>
-              <w:t xml:space="preserve">$SAKSI_BARU2</w:t>
+              <w:t xml:space="preserve">${SAKSI_BARU2}</w:t>
             </w:r>
           </w:p>
         </w:tc>
@@ -595,7 +595,7 @@
               <w:pStyle w:val="BodyText"/>
             </w:pPr>
             <w:r>
-              <w:t xml:space="preserve">$SAKSI_UMUR2</w:t>
+              <w:t xml:space="preserve">${SAKSI_UMUR2}</w:t>
             </w:r>
           </w:p>
         </w:tc>
@@ -709,37 +709,37 @@
               <w:pStyle w:val="BodyText"/>
             </w:pPr>
             <w:r>
-              <w:t xml:space="preserve">$NO</w:t>
-            </w:r>
-          </w:p>
-        </w:tc>
-        <w:tc>
-          <w:tcPr/>
-          <w:p>
-            <w:pPr>
-              <w:pStyle w:val="BodyText"/>
-            </w:pPr>
-            <w:r>
-              <w:t xml:space="preserve">$PX_NAMA</w:t>
-            </w:r>
-          </w:p>
-        </w:tc>
-        <w:tc>
-          <w:tcPr/>
-          <w:p>
-            <w:pPr>
-              <w:pStyle w:val="Compact"/>
-            </w:pPr>
-          </w:p>
-        </w:tc>
-        <w:tc>
-          <w:tcPr/>
-          <w:p>
-            <w:pPr>
-              <w:pStyle w:val="BodyText"/>
-            </w:pPr>
-            <w:r>
-              <w:t xml:space="preserve">$PX_HUBUNGAN</w:t>
+              <w:t xml:space="preserve">${NO}</w:t>
+            </w:r>
+          </w:p>
+        </w:tc>
+        <w:tc>
+          <w:tcPr/>
+          <w:p>
+            <w:pPr>
+              <w:pStyle w:val="BodyText"/>
+            </w:pPr>
+            <w:r>
+              <w:t xml:space="preserve">${PX_NAMA}</w:t>
+            </w:r>
+          </w:p>
+        </w:tc>
+        <w:tc>
+          <w:tcPr/>
+          <w:p>
+            <w:pPr>
+              <w:pStyle w:val="Compact"/>
+            </w:pPr>
+          </w:p>
+        </w:tc>
+        <w:tc>
+          <w:tcPr/>
+          <w:p>
+            <w:pPr>
+              <w:pStyle w:val="BodyText"/>
+            </w:pPr>
+            <w:r>
+              <w:t xml:space="preserve">${PX_HUBUNGAN}</w:t>
             </w:r>
           </w:p>
         </w:tc>
@@ -813,7 +813,7 @@
               <w:pStyle w:val="FirstParagraph"/>
             </w:pPr>
             <w:r>
-              <w:t xml:space="preserve">$NAMA_DES , $TGL_SURAT</w:t>
+              <w:t xml:space="preserve">${NAMA_DES} , ${TGL_SURAT}</w:t>
             </w:r>
           </w:p>
         </w:tc>
@@ -855,15 +855,15 @@
               <w:pStyle w:val="BodyText"/>
             </w:pPr>
             <w:r>
-              <w:t xml:space="preserve">$NAMA_CALON</w:t>
-            </w:r>
-          </w:p>
-          <w:p>
-            <w:pPr>
-              <w:pStyle w:val="BodyText"/>
-            </w:pPr>
-            <w:r>
-              <w:t xml:space="preserve">NIK. $NIK_CALON</w:t>
+              <w:t xml:space="preserve">${NAMA_CALON}</w:t>
+            </w:r>
+          </w:p>
+          <w:p>
+            <w:pPr>
+              <w:pStyle w:val="BodyText"/>
+            </w:pPr>
+            <w:r>
+              <w:t xml:space="preserve">NIK. ${NIK_CALON}</w:t>
             </w:r>
           </w:p>
         </w:tc>
@@ -890,15 +890,15 @@
               <w:pStyle w:val="BodyText"/>
             </w:pPr>
             <w:r>
-              <w:t xml:space="preserve">$NAMA</w:t>
-            </w:r>
-          </w:p>
-          <w:p>
-            <w:pPr>
-              <w:pStyle w:val="BodyText"/>
-            </w:pPr>
-            <w:r>
-              <w:t xml:space="preserve">NIK. $NIK</w:t>
+              <w:t xml:space="preserve">${NAMA}</w:t>
+            </w:r>
+          </w:p>
+          <w:p>
+            <w:pPr>
+              <w:pStyle w:val="BodyText"/>
+            </w:pPr>
+            <w:r>
+              <w:t xml:space="preserve">NIK. ${NIK}</w:t>
             </w:r>
           </w:p>
         </w:tc>
@@ -919,15 +919,15 @@
               <w:pStyle w:val="BodyText"/>
             </w:pPr>
             <w:r>
-              <w:t xml:space="preserve">$SAKSI_BARU2</w:t>
-            </w:r>
-          </w:p>
-          <w:p>
-            <w:pPr>
-              <w:pStyle w:val="BodyText"/>
-            </w:pPr>
-            <w:r>
-              <w:t xml:space="preserve">NIK. $SAKSI_UMUR2</w:t>
+              <w:t xml:space="preserve">${SAKSI_BARU2}</w:t>
+            </w:r>
+          </w:p>
+          <w:p>
+            <w:pPr>
+              <w:pStyle w:val="BodyText"/>
+            </w:pPr>
+            <w:r>
+              <w:t xml:space="preserve">NIK. ${SAKSI_UMUR2}</w:t>
             </w:r>
           </w:p>
         </w:tc>
@@ -946,15 +946,15 @@
               <w:pStyle w:val="BodyText"/>
             </w:pPr>
             <w:r>
-              <w:t xml:space="preserve">$SAKSI_BARU1</w:t>
-            </w:r>
-          </w:p>
-          <w:p>
-            <w:pPr>
-              <w:pStyle w:val="BodyText"/>
-            </w:pPr>
-            <w:r>
-              <w:t xml:space="preserve">NIK. $SAKSI_UMUR1</w:t>
+              <w:t xml:space="preserve">${SAKSI_BARU1}</w:t>
+            </w:r>
+          </w:p>
+          <w:p>
+            <w:pPr>
+              <w:pStyle w:val="BodyText"/>
+            </w:pPr>
+            <w:r>
+              <w:t xml:space="preserve">NIK. ${SAKSI_UMUR1}</w:t>
             </w:r>
           </w:p>
         </w:tc>
